--- a/resources/form_templates/ley_47_25/declaracion_jurada_oferta_libre_colusion.docx
+++ b/resources/form_templates/ley_47_25/declaracion_jurada_oferta_libre_colusion.docx
@@ -1200,6 +1200,17 @@
       <w:cols w:space="720"/>
       <w:docGrid w:linePitch="360"/>
     </w:sectPr>
+    <w:p>
+      <w:pPr>
+        <w:jc w:val="center"/>
+      </w:pPr>
+      <w:r>
+        <w:rPr>
+          <w:sz w:val="20"/>
+        </w:rPr>
+        <w:t>${img_sello}</w:t>
+      </w:r>
+    </w:p>
   </w:body>
 </w:document>
 </file>

--- a/resources/form_templates/ley_47_25/declaracion_jurada_oferta_libre_colusion.docx
+++ b/resources/form_templates/ley_47_25/declaracion_jurada_oferta_libre_colusion.docx
@@ -1200,17 +1200,50 @@
       <w:cols w:space="720"/>
       <w:docGrid w:linePitch="360"/>
     </w:sectPr>
-    <w:p>
-      <w:pPr>
+    <w:tbl>
+      <w:tblPr>
+        <w:tblW w:w="0" w:type="auto"/>
+        <w:tblBorders>
+          <w:top w:val="none" w:sz="0" w:space="0" w:color="auto"/>
+          <w:left w:val="none" w:sz="0" w:space="0" w:color="auto"/>
+          <w:bottom w:val="none" w:sz="0" w:space="0" w:color="auto"/>
+          <w:right w:val="none" w:sz="0" w:space="0" w:color="auto"/>
+          <w:insideH w:val="none" w:sz="0" w:space="0" w:color="auto"/>
+          <w:insideV w:val="none" w:sz="0" w:space="0" w:color="auto"/>
+        </w:tblBorders>
         <w:jc w:val="center"/>
-      </w:pPr>
-      <w:r>
-        <w:rPr>
-          <w:sz w:val="20"/>
-        </w:rPr>
-        <w:t>${img_sello}</w:t>
-      </w:r>
-    </w:p>
+      </w:tblPr>
+      <w:tr>
+        <w:tc>
+          <w:tcPr>
+            <w:tcW w:w="4800" w:type="dxa"/>
+            <w:vAlign w:val="bottom"/>
+          </w:tcPr>
+          <w:p>
+            <w:pPr>
+              <w:jc w:val="center"/>
+            </w:pPr>
+            <w:r>
+              <w:t>${img_firma}</w:t>
+            </w:r>
+          </w:p>
+        </w:tc>
+        <w:tc>
+          <w:tcPr>
+            <w:tcW w:w="4800" w:type="dxa"/>
+            <w:vAlign w:val="bottom"/>
+          </w:tcPr>
+          <w:p>
+            <w:pPr>
+              <w:jc w:val="center"/>
+            </w:pPr>
+            <w:r>
+              <w:t>${img_sello}</w:t>
+            </w:r>
+          </w:p>
+        </w:tc>
+      </w:tr>
+    </w:tbl>
   </w:body>
 </w:document>
 </file>

--- a/resources/form_templates/ley_47_25/declaracion_jurada_oferta_libre_colusion.docx
+++ b/resources/form_templates/ley_47_25/declaracion_jurada_oferta_libre_colusion.docx
@@ -18,7 +18,7 @@
           <w:sz w:val="21"/>
           <w:szCs w:val="21"/>
         </w:rPr>
-        <w:t xml:space="preserve">18 de marzo de 2026</w:t>
+        <w:t xml:space="preserve">${fecha_larga}</w:t>
       </w:r>
       <w:r>
         <w:rPr>
@@ -370,22 +370,22 @@
           <w:sz w:val="21"/>
           <w:szCs w:val="21"/>
         </w:rPr>
-        <w:t xml:space="preserve"> Dominicano, Mayor de Edad, estado civil ${rep_legal_estado_civil}, portador de la Cédula de Identidad y Electoral No. 402-1119954-8,</w:t>
-      </w:r>
-      <w:r>
-        <w:rPr>
-          <w:rFonts w:ascii="Montserrat" w:hAnsi="Montserrat"/>
-          <w:sz w:val="21"/>
-          <w:szCs w:val="21"/>
-        </w:rPr>
-      </w:r>
-      <w:r>
-        <w:rPr>
-          <w:rFonts w:ascii="Montserrat" w:hAnsi="Montserrat"/>
-          <w:sz w:val="21"/>
-          <w:szCs w:val="21"/>
-        </w:rPr>
-        <w:t xml:space="preserve"> actuando en calidad de gerente de la razón social </w:t>
+        <w:t xml:space="preserve"> Dominicano, Mayor de Edad, estado civil ${rep_legal_estado_civil}, portador de la Cédula de Identidad y Electoral No. ${rep_cedula},</w:t>
+      </w:r>
+      <w:r>
+        <w:rPr>
+          <w:rFonts w:ascii="Montserrat" w:hAnsi="Montserrat"/>
+          <w:sz w:val="21"/>
+          <w:szCs w:val="21"/>
+        </w:rPr>
+      </w:r>
+      <w:r>
+        <w:rPr>
+          <w:rFonts w:ascii="Montserrat" w:hAnsi="Montserrat"/>
+          <w:sz w:val="21"/>
+          <w:szCs w:val="21"/>
+        </w:rPr>
+        <w:t xml:space="preserve"> actuando en calidad de ${rep_cargo} de la razón social </w:t>
       </w:r>
       <w:r>
         <w:rPr>
@@ -1035,7 +1035,7 @@
           <w:sz w:val="21"/>
           <w:szCs w:val="21"/>
         </w:rPr>
-        <w:t xml:space="preserve">blica Dominicana, a los dieciocho (18) días de marzo del año dos mil veintiséis (2026)</w:t>
+        <w:t xml:space="preserve">blica Dominicana, a los ${dia} (${dia_letras}) días de ${mes} del año ${anio_letras} (${anio})</w:t>
       </w:r>
       <w:r>
         <w:rPr>
